--- a/data/cvs/cv_20_1nce_Product_Owner_Frontend__all_.docx
+++ b/data/cvs/cv_20_1nce_Product_Owner_Frontend__all_.docx
@@ -86,7 +86,7 @@
         <w:rPr>
           <w:sz w:val="20"/>
         </w:rPr>
-        <w:t>Full Stack Developer and AI engineer with a focus on frontend development and data-driven solutions. I have experience building scalable applications, from Python backends to React frontends, and have worked with diverse teams across the U.S. and Kenya. Currently, I'm leading frontend development at Copy Cat Group, integrating AI-driven automation and delivering innovative solutions for enterprise clients in banking and telecoms.</w:t>
+        <w:t>Product Owner with a Full Stack Developer background, currently leading frontend product initiatives at Copy Cat Group. I drive product strategy, design, and development for enterprise clients, integrating AI-driven automation. My recent work includes an SAP API integration, an AI tender scraping pipeline, and a comprehensive System Design Document for enterprise architecture. I have a strong foundation in full-stack development, with a focus on Python, JavaScript, and React, and experience in both Kenyan and U.S. tech sectors.</w:t>
       </w:r>
     </w:p>
     <w:p>
@@ -119,7 +119,7 @@
         <w:rPr>
           <w:sz w:val="20"/>
         </w:rPr>
-        <w:t>Python, JavaScript, SQL, HTML, CSS</w:t>
+        <w:t>Python, JavaScript, SQL, PHP, Kotlin, Bash, HTML, CSS</w:t>
       </w:r>
     </w:p>
     <w:p>
@@ -155,7 +155,7 @@
         <w:rPr>
           <w:sz w:val="20"/>
         </w:rPr>
-        <w:t>PostgreSQL, MySQL, MongoDB</w:t>
+        <w:t>PostgreSQL, MySQL, MongoDB, SQLite</w:t>
       </w:r>
     </w:p>
     <w:p>
@@ -173,7 +173,7 @@
         <w:rPr>
           <w:sz w:val="20"/>
         </w:rPr>
-        <w:t>Pandas, Data Visualisation, Statistical Analysis</w:t>
+        <w:t>Pandas, NumPy, Excel, Data Visualisation, Statistical Analysis</w:t>
       </w:r>
     </w:p>
     <w:p>
@@ -191,7 +191,7 @@
         <w:rPr>
           <w:sz w:val="20"/>
         </w:rPr>
-        <w:t>Prompt Engineering, LLM Evaluation, Dataset Structuring, Multimodal AI</w:t>
+        <w:t>Gemini API, Groq API, Prompt Engineering, LLM Evaluation, Data Annotation, Dataset Structuring</w:t>
       </w:r>
     </w:p>
     <w:p>
@@ -209,7 +209,7 @@
         <w:rPr>
           <w:sz w:val="20"/>
         </w:rPr>
-        <w:t>Web Scraping, REST APIs, Git, CI/CD</w:t>
+        <w:t>n8n, Playwright, APScheduler, Web Scraping, REST APIs</w:t>
       </w:r>
     </w:p>
     <w:p>
@@ -227,7 +227,7 @@
         <w:rPr>
           <w:sz w:val="20"/>
         </w:rPr>
-        <w:t>AWS Cloud, Oracle Cloud, GCP</w:t>
+        <w:t>Oracle Cloud, Google Cloud Platform, Git, CI/CD, GitHub, Docker</w:t>
       </w:r>
     </w:p>
     <w:p>
@@ -245,7 +245,7 @@
         <w:rPr>
           <w:sz w:val="20"/>
         </w:rPr>
-        <w:t>Product Owner, telecommunication, IoT, Product Managers, Architects, Developers, platforms, architectures, technologies, Product Management, strategy vision, product roadmap, customer requirements, EPICs, user stories, product backlog, development team, business needs, prioritize, product performance</w:t>
+        <w:t>telecommunication, IoT, Product Management, product roadmap, customer requirements, EPICs, user stories, product backlog, development team, business needs, prioritize, product performance, maintenance, updates, product improvement, release tests, agile software development</w:t>
       </w:r>
     </w:p>
     <w:p>
@@ -263,7 +263,7 @@
         <w:rPr>
           <w:sz w:val="20"/>
         </w:rPr>
-        <w:t>maintenance, updates, product processes, release tests, agile software development, requirements management, testing, approval, customer-centric, Delivery process, Production Go-live, system integrations, Telecom process framework, TM Forum (eTOM), BSS, API based Solutions, JIRA, Confluence, Miro, Slack</w:t>
+        <w:t>requirements management, testing, approval, customer-centric, application delivery process, system integrations, Telecom process framework, TM Forum (eTOM), BSS, API based Solutions, AWS cloud, JIRA, Confluence, Miro, Slack, interpersonal skills, collaboration, communication skills</w:t>
       </w:r>
     </w:p>
     <w:p>
@@ -313,7 +313,7 @@
         <w:rPr>
           <w:sz w:val="20"/>
         </w:rPr>
-        <w:t>Leading frontend development for an AI-powered tender scraping pipeline, automating tender discovery and processing.</w:t>
+        <w:t>Leading the design and development of an AI-powered tender scraping pipeline, automating tender opportunity discovery and processing.</w:t>
       </w:r>
     </w:p>
     <w:p>
@@ -325,7 +325,7 @@
         <w:rPr>
           <w:sz w:val="20"/>
         </w:rPr>
-        <w:t>Integrating SAP APIs with the Credit Control System, creating a live, automated solution for OA and IT business units.</w:t>
+        <w:t>Integrating SAP APIs with an internal Credit Control System, creating a live, automated system serving multiple business units.</w:t>
       </w:r>
     </w:p>
     <w:p>
@@ -337,7 +337,7 @@
         <w:rPr>
           <w:sz w:val="20"/>
         </w:rPr>
-        <w:t>Authoring system design documents and business requirements to define project scope and technical specifications.</w:t>
+        <w:t>Authoring comprehensive System Design Documents (SDDs) and Business Requirements Documents (BRDs) to formalise project scope and technical specifications for enterprise clients.</w:t>
       </w:r>
     </w:p>
     <w:p>
@@ -372,31 +372,7 @@
         <w:rPr>
           <w:sz w:val="20"/>
         </w:rPr>
-        <w:t>Train AI models by generating accurate difference-based captions for multimodal datasets</w:t>
-      </w:r>
-    </w:p>
-    <w:p>
-      <w:pPr>
-        <w:pStyle w:val="ListBullet"/>
-        <w:spacing w:before="0" w:after="20"/>
-      </w:pPr>
-      <w:r>
-        <w:rPr>
-          <w:sz w:val="20"/>
-        </w:rPr>
-        <w:t>Perform categorisation, bounding, consistency checks, and image-level validation to improve multimodal model accuracy</w:t>
-      </w:r>
-    </w:p>
-    <w:p>
-      <w:pPr>
-        <w:pStyle w:val="ListBullet"/>
-        <w:spacing w:before="0" w:after="20"/>
-      </w:pPr>
-      <w:r>
-        <w:rPr>
-          <w:sz w:val="20"/>
-        </w:rPr>
-        <w:t>Contribute high-quality annotated outputs that directly feed into production AI model training pipelines</w:t>
+        <w:t>Generating accurate difference-based captions for multimodal datasets, improving model accuracy through detailed annotations.</w:t>
       </w:r>
     </w:p>
     <w:p>
@@ -431,31 +407,7 @@
         <w:rPr>
           <w:sz w:val="20"/>
         </w:rPr>
-        <w:t>Developed and delivered full-stack solutions for U.S.-based clients across different sectors</w:t>
-      </w:r>
-    </w:p>
-    <w:p>
-      <w:pPr>
-        <w:pStyle w:val="ListBullet"/>
-        <w:spacing w:before="0" w:after="20"/>
-      </w:pPr>
-      <w:r>
-        <w:rPr>
-          <w:sz w:val="20"/>
-        </w:rPr>
-        <w:t>Built UI components, optimised APIs, and handled CMS-based website systems</w:t>
-      </w:r>
-    </w:p>
-    <w:p>
-      <w:pPr>
-        <w:pStyle w:val="ListBullet"/>
-        <w:spacing w:before="0" w:after="20"/>
-      </w:pPr>
-      <w:r>
-        <w:rPr>
-          <w:sz w:val="20"/>
-        </w:rPr>
-        <w:t>Collaborated with remote teams to debug, improve performance, and implement client feedback</w:t>
+        <w:t>Built and delivered full-stack solutions for diverse U.S. clients, including UI components, API optimisation, and CMS-based website systems.</w:t>
       </w:r>
     </w:p>
     <w:p>
@@ -490,31 +442,7 @@
         <w:rPr>
           <w:sz w:val="20"/>
         </w:rPr>
-        <w:t>Annotated and evaluated datasets for health and agriculture AI systems</w:t>
-      </w:r>
-    </w:p>
-    <w:p>
-      <w:pPr>
-        <w:pStyle w:val="ListBullet"/>
-        <w:spacing w:before="0" w:after="20"/>
-      </w:pPr>
-      <w:r>
-        <w:rPr>
-          <w:sz w:val="20"/>
-        </w:rPr>
-        <w:t>Performed intent detection, slot tagging, utterance verification, and structured dataset creation</w:t>
-      </w:r>
-    </w:p>
-    <w:p>
-      <w:pPr>
-        <w:pStyle w:val="ListBullet"/>
-        <w:spacing w:before="0" w:after="20"/>
-      </w:pPr>
-      <w:r>
-        <w:rPr>
-          <w:sz w:val="20"/>
-        </w:rPr>
-        <w:t>Ensured annotation quality and consistency across multilingual and multimodal training data</w:t>
+        <w:t>Performed intent detection, slot tagging, and utterance verification for health and agriculture AI systems, ensuring high-quality multilingual training data.</w:t>
       </w:r>
     </w:p>
     <w:p>
